--- a/보관본/러시아 인권변호사/Word/5부/5부_5화_개혁의_대가.docx
+++ b/보관본/러시아 인권변호사/Word/5부/5부_5화_개혁의_대가.docx
@@ -36,7 +36,7 @@
           <w:i w:val="0"/>
           <w:sz w:val="22"/>
         </w:rPr>
-        <w:t>파벨 겐나디예비치 그리신(독립 변호사, 사법개혁 조사 자원) / 마리야 그리시나(파벨의 아내) / 알렉세이 “료샤” 오를로프(대통령, 파벨 아들의 대부) / 카탸 리시나(대통령 행정실장) / 이리나 마르첸코(대통령 법률 자문) / 세르게이 알렉산드로비치 크릴로프 장군(보안 블록 책임자) / 수사관 올레그 마르첸코 / 판사 아나톨리 이고레비치 슈빈(신규, 부패 판사 네트워크의 핵심) / 조야 페트로브나(비코프의 미망인, 장례식 참석) / 경호원·의사(단역) / 파벨의 어린 아들(대사 없음)</w:t>
+        <w:t>파벨 겐나디예비치 그리신(독립 변호사, 사법개혁 조사 자원) / 마리야 그리시나(파벨의 아내) / 알렉세이 “료샤” 오를로프(대통령, 파벨 아들의 대부) / 카탸 리시나(대통령 행정실장) / 이리나 마르첸코(대통령 법률 자문) / 세르게이 알렉산드로비치 크릴로프 장군(보안 블록 책임자) / 수사관 올레그 마르첸코 / 판사 로스티슬라프 이고레비치 슈빈(신규, 부패 판사 네트워크의 핵심) / 조야 페트로브나(비코프의 35년 지기, 장례식 참석) / 경호원·의사(단역) / 파벨의 어린 아들(대사 없음)</w:t>
       </w:r>
     </w:p>
     <w:p>
@@ -1260,7 +1260,7 @@
           <w:i w:val="0"/>
           <w:sz w:val="22"/>
         </w:rPr>
-        <w:t>Анатолий Игоревич, семнадцать решений в пользу одной группы компаний за три года — это не юридическая обоснованность. Это статистическая аномалия, требующая объяснения.</w:t>
+        <w:t>Ростислав Игоревич, семнадцать решений в пользу одной группы компаний за три года — это не юридическая обоснованность. Это статистическая аномалия, требующая объяснения.</w:t>
       </w:r>
     </w:p>
     <w:p>
@@ -1362,7 +1362,7 @@
           <w:i w:val="0"/>
           <w:sz w:val="22"/>
         </w:rPr>
-        <w:t>Посмотрим, что скажет финансовая экспертиза, Анатолий Игоревич.</w:t>
+        <w:t>Посмотрим, что скажет финансовая экспертиза, Ростислав Игоревич.</w:t>
       </w:r>
     </w:p>
     <w:p>
@@ -1464,7 +1464,7 @@
           <w:i w:val="0"/>
           <w:sz w:val="22"/>
         </w:rPr>
-        <w:t>У меня тоже, Анатолий Игоревич. Я помню, сколько мне когда-то заплатили. И сколько это стоило другим. Вот и считаю.</w:t>
+        <w:t>У меня тоже, Ростислав Игоревич. Я помню, сколько мне когда-то заплатили. И сколько это стоило другим. Вот и считаю.</w:t>
       </w:r>
     </w:p>
     <w:p>
@@ -1497,7 +1497,7 @@
           <w:i w:val="0"/>
           <w:sz w:val="22"/>
         </w:rPr>
-        <w:t xml:space="preserve"> Анатолий Игоревич, желаете что-то добавить к протоколу?</w:t>
+        <w:t xml:space="preserve"> Ростислав Игоревич, желаете что-то добавить к протоколу?</w:t>
       </w:r>
     </w:p>
     <w:p>

--- a/보관본/러시아 인권변호사/Word/5부/5부_5화_개혁의_대가.docx
+++ b/보관본/러시아 인권변호사/Word/5부/5부_5화_개혁의_대가.docx
@@ -3523,7 +3523,7 @@
           <w:color w:val="555555"/>
           <w:sz w:val="22"/>
         </w:rPr>
-        <w:t>(смотрит в пустоту, словно перебирая про себя имена — Быков, отец, Дарья, Ольга, теперь Паша)</w:t>
+        <w:t>(смотрит в пустоту, словно перебирая про себя имена — Быков, отец, Ольга, пропавшая без вести Дарья, теперь Паша)</w:t>
       </w:r>
       <w:r>
         <w:rPr>
@@ -3660,7 +3660,7 @@
           <w:i w:val="0"/>
           <w:sz w:val="22"/>
         </w:rPr>
-        <w:t xml:space="preserve"> — 리체이 동창들에게 바친 우정의 시. 마지막 밤 통화에서 파벨이 대학 시절 료샤가 읽던 구절이라며 떠올리고(장면 8), 료샤가 파벨의 무덤 앞에서 "유치하지 않다"고 답하듯 되돌려 준다(장면 13). 료샤가 끝내 하지 못한 말(2부의 «Уходи»에 대한 답)은 '나중'으로 남는다.</w:t>
+        <w:t xml:space="preserve"> — 한국어 해설: 리체이 동창들에게 바친 우정의 시. 마지막 밤 통화에서 파벨이 대학 시절 료샤가 읽던 구절이라며 떠올리고(장면 8), 료샤가 파벨의 무덤 앞에서 "유치하지 않다"고 답하듯 되돌려 준다(장면 13). 료샤가 끝내 하지 못한 말(2부의 «Уходи»에 대한 답)은 '나중'으로 남는다.</w:t>
       </w:r>
     </w:p>
     <w:p>
@@ -3683,7 +3683,7 @@
           <w:i w:val="0"/>
           <w:sz w:val="22"/>
         </w:rPr>
-        <w:t xml:space="preserve"> — 조심하는 사람은 하늘도 지킨다는 속담. 마지막 저녁, 불길한 예감에 시달리는 마리야가 파벨에게 건네고, 파벨은 옛 피고인다운 농담조의 뒷말 "А небережёного конвой стережёт"로 받아넘긴다. 웃음으로 끝나는 이 대화가 다음 날 아침의 총격을 더 아프게 만든다(장면 7).</w:t>
+        <w:t xml:space="preserve"> — 한국어 해설: 조심하는 사람은 하늘도 지킨다는 속담. 마지막 저녁, 불길한 예감에 시달리는 마리야가 파벨에게 건네고, 파벨은 옛 피고인다운 농담조의 뒷말 "А небережёного конвой стережёт"로 받아넘긴다. 웃음으로 끝나는 이 대화가 다음 날 아침의 총격을 더 아프게 만든다(장면 7).</w:t>
       </w:r>
     </w:p>
     <w:p>

--- a/보관본/러시아 인권변호사/Word/5부/5부_5화_개혁의_대가.docx
+++ b/보관본/러시아 인권변호사/Word/5부/5부_5화_개혁의_대가.docx
@@ -36,7 +36,7 @@
           <w:i w:val="0"/>
           <w:sz w:val="22"/>
         </w:rPr>
-        <w:t>파벨 겐나디예비치 그리신(독립 변호사, 사법개혁 조사 자원) / 마리야 그리시나(파벨의 아내) / 알렉세이 “료샤” 오를로프(대통령, 파벨 아들의 대부) / 카탸 리시나(대통령 행정실장) / 이리나 마르첸코(대통령 법률 자문) / 세르게이 알렉산드로비치 크릴로프 장군(보안 블록 책임자) / 수사관 올레그 마르첸코 / 판사 로스티슬라프 이고레비치 슈빈(신규, 부패 판사 네트워크의 핵심) / 조야 페트로브나(비코프의 35년 지기, 장례식 참석) / 경호원·의사(단역) / 파벨의 어린 아들(대사 없음)</w:t>
+        <w:t>파벨 겐나디예비치 그리신(독립 변호사, 사법개혁 조사 자원) / 마리야 그리시나(파벨의 아내) / 알렉세이 “료샤” 오를로프(대통령, 파벨 아들의 대부) / 카탸 리시나(대통령 행정실장) / 이리나 마르첸코(대통령 법률 자문) / 세르게이 알렉산드로비치 크릴로프 장군(보안 블록 책임자) / 수사관 콘스탄틴 마르첸코 / 판사 로스티슬라프 이고레비치 슈빈(신규, 부패 판사 네트워크의 핵심) / 조야 페트로브나(비코프의 35년 지기, 장례식 참석) / 경호원·의사(단역) / 파벨의 어린 아들(대사 없음)</w:t>
       </w:r>
     </w:p>
     <w:p>
